--- a/CVC_IAM_Analytics_Entrega_SYSTUR_v1.0 1.docx
+++ b/CVC_IAM_Analytics_Entrega_SYSTUR_v1.0 1.docx
@@ -3883,7 +3883,7 @@
               <w:rPr>
                 <w:rFonts w:ascii="JUST Sans" w:hAnsi="JUST Sans"/>
               </w:rPr>
-              <w:t>Não mapeado</w:t>
+              <w:t>Usuário Não Encontrado</w:t>
             </w:r>
           </w:p>
         </w:tc>
@@ -4237,7 +4237,7 @@
           <w:szCs w:val="20"/>
           <w:lang w:val="pt-BR"/>
         </w:rPr>
-        <w:t>ruza o que cada pessoa acessa com o que o cargo prevê e gera a classificação (Aderente, Incluir, Alterar, Em Análise, Não Mapeado);</w:t>
+        <w:t>ruza o que cada pessoa acessa com o que o cargo prevê e gera a classificação (Aderente, Incluir, Alterar, Em Análise, Usuário Não Encontrado);</w:t>
       </w:r>
     </w:p>
     <w:p>
@@ -6578,7 +6578,20 @@
           <w:sz w:val="20"/>
           <w:szCs w:val="20"/>
         </w:rPr>
-        <w:t>Em todas as listas você pode: buscar por texto, filtrar por qualquer coluna (clicando no título da coluna), ordenar, escolher quantos itens ver por página e exportar para Excel — e a exportação sai igual ao que está na tela, respeitando os filtros aplicados.</w:t>
+        <w:t>Em todas as listas você pode: buscar por texto, filtrar por qualquer coluna (clicando no título da coluna), ordenar, escolher quantos itens ver por página e exportar para Excel — e a exportação sai igual ao que está na tela, respeitando os filtros aplicados. Você também pode salvar filtros favoritos (atalhos), que ficam disponíveis para você em qualquer computador.</w:t>
+      </w:r>
+    </w:p>
+    <w:p>
+      <w:pPr>
+        <w:rPr>
+          <w:rFonts w:ascii="JUST Sans" w:hAnsi="JUST Sans"/>
+          <w:color w:val="000000" w:themeColor="text1"/>
+          <w:sz w:val="20"/>
+          <w:szCs w:val="20"/>
+        </w:rPr>
+      </w:pPr>
+      <w:r>
+        <w:t>No alto do painel há o link “Arquivos importados”, que mostra o último arquivo carregado de cada base e a data desse arquivo — assim você sabe sobre qual foto dos dados o painel está trabalhando.</w:t>
       </w:r>
     </w:p>
     <w:p>
@@ -6633,7 +6646,7 @@
           <w:sz w:val="20"/>
           <w:szCs w:val="20"/>
         </w:rPr>
-        <w:t>É o resumo gerencial do dia a dia. Não tem ações — é uma tela de leitura para enxergar o todo e priorizar.</w:t>
+        <w:t>É o resumo gerencial do dia a dia — uma tela de leitura para enxergar o todo e priorizar. Ela também pode ser exportada para Excel, com uma aba que espelha o painel e uma aba de análise interativa em que os gráficos se recalculam ao aplicar filtros.</w:t>
       </w:r>
     </w:p>
     <w:p>
@@ -6681,7 +6694,7 @@
           <w:szCs w:val="20"/>
           <w:lang w:val="pt-BR"/>
         </w:rPr>
-        <w:t>uantas pessoas há em cada classificação (Incluir, Alterar, Em Análise, Não Mapeado, Aderente);</w:t>
+        <w:t>uantas pessoas há em cada classificação (Incluir, Alterar, Em Análise, Usuário Não Encontrado, Aderente);</w:t>
       </w:r>
     </w:p>
     <w:p>
@@ -6805,6 +6818,20 @@
           <w:lang w:val="pt-BR"/>
         </w:rPr>
         <w:t>distribuição das pendências por tipo e por sistema;</w:t>
+      </w:r>
+    </w:p>
+    <w:p>
+      <w:pPr>
+        <w:pStyle w:val="Commarcadores"/>
+        <w:rPr>
+          <w:rFonts w:ascii="JUST Sans" w:hAnsi="JUST Sans"/>
+          <w:sz w:val="20"/>
+          <w:szCs w:val="20"/>
+          <w:lang w:val="pt-BR"/>
+        </w:rPr>
+      </w:pPr>
+      <w:r>
+        <w:t>Os motivos usados nos tratamentos, para enxergar por que as pendências foram resolvidas;</w:t>
       </w:r>
     </w:p>
     <w:p>
@@ -7255,7 +7282,7 @@
           <w:szCs w:val="20"/>
           <w:lang w:val="pt-BR"/>
         </w:rPr>
-        <w:t>iltrar por qualquer coluna (vínculo, departamento, status, tipo…) e por período;</w:t>
+        <w:t>iltrar por qualquer coluna (vínculo, departamento, status, tipo…) e por período — com atalhos rápidos (hoje, 7 dias, mês, ano) ou um intervalo personalizado;</w:t>
       </w:r>
     </w:p>
     <w:p>
@@ -7313,7 +7340,7 @@
           <w:szCs w:val="20"/>
           <w:lang w:val="pt-BR"/>
         </w:rPr>
-        <w:t>esolver uma pendência, informando o chamado e uma descrição;</w:t>
+        <w:t>esolver uma pendência, informando o chamado, o motivo (escolhido de um catálogo) e uma descrição;</w:t>
       </w:r>
     </w:p>
     <w:p>
@@ -7342,7 +7369,7 @@
           <w:szCs w:val="20"/>
           <w:lang w:val="pt-BR"/>
         </w:rPr>
-        <w:t>nviar um acesso para quarentena (observação por prazo);</w:t>
+        <w:t>nviar um acesso para quarentena por um formulário (prazo em dias, chamado, título e motivo);</w:t>
       </w:r>
     </w:p>
     <w:p>
@@ -7925,7 +7952,7 @@
           <w:sz w:val="20"/>
           <w:szCs w:val="20"/>
         </w:rPr>
-        <w:t>Acessos colocados em observação por um prazo, antes de uma decisão definitiva. Use quando precisar de um tempo para avaliar antes de agir.</w:t>
+        <w:t>Acessos colocados em observação por um prazo, antes de uma decisão definitiva. Use quando precisar de um tempo para avaliar antes de agir. Quando o prazo vence, o acesso volta automaticamente para a lista de pendências.</w:t>
       </w:r>
     </w:p>
     <w:p>
@@ -7958,6 +7985,20 @@
         </w:rPr>
       </w:pPr>
       <w:r>
+        <w:t>Colocar um acesso em quarentena por um formulário: prazo em dias, chamado, título e motivo;</w:t>
+      </w:r>
+    </w:p>
+    <w:p>
+      <w:pPr>
+        <w:pStyle w:val="Commarcadores"/>
+        <w:rPr>
+          <w:rFonts w:ascii="JUST Sans" w:hAnsi="JUST Sans"/>
+          <w:sz w:val="20"/>
+          <w:szCs w:val="20"/>
+          <w:lang w:val="pt-BR"/>
+        </w:rPr>
+      </w:pPr>
+      <w:r>
         <w:rPr>
           <w:rFonts w:ascii="JUST Sans" w:hAnsi="JUST Sans"/>
           <w:sz w:val="20"/>
@@ -7974,6 +8015,20 @@
           <w:lang w:val="pt-BR"/>
         </w:rPr>
         <w:t>er as quarentenas ativas, com os dias restantes de cada uma;</w:t>
+      </w:r>
+    </w:p>
+    <w:p>
+      <w:pPr>
+        <w:pStyle w:val="Commarcadores"/>
+        <w:rPr>
+          <w:rFonts w:ascii="JUST Sans" w:hAnsi="JUST Sans"/>
+          <w:sz w:val="20"/>
+          <w:szCs w:val="20"/>
+          <w:lang w:val="pt-BR"/>
+        </w:rPr>
+      </w:pPr>
+      <w:r>
+        <w:t>Retirar um acesso da quarentena antes do prazo, informando o motivo da retirada;</w:t>
       </w:r>
     </w:p>
     <w:p>
@@ -8416,7 +8471,7 @@
           <w:szCs w:val="20"/>
           <w:lang w:val="pt-BR"/>
         </w:rPr>
-        <w:t xml:space="preserve"> tratamento é feito por pessoa, sempre vinculado a um chamado, com uma breve descrição do que foi feito.</w:t>
+        <w:t xml:space="preserve"> tratamento é feito por pessoa, sempre vinculado a um chamado, com um motivo e uma breve descrição do que foi feito.</w:t>
       </w:r>
     </w:p>
     <w:p>
@@ -9756,7 +9811,7 @@
               <w:rPr>
                 <w:rFonts w:ascii="JUST Sans" w:hAnsi="JUST Sans"/>
               </w:rPr>
-              <w:t>Não mapeado</w:t>
+              <w:t>Usuário Não Encontrado</w:t>
             </w:r>
           </w:p>
         </w:tc>

--- a/CVC_IAM_Analytics_Entrega_SYSTUR_v1.0 1.docx
+++ b/CVC_IAM_Analytics_Entrega_SYSTUR_v1.0 1.docx
@@ -20,7 +20,7 @@
             <mc:AlternateContent>
               <mc:Choice Requires="wps">
                 <w:drawing>
-                  <wp:anchor distT="0" distB="0" distL="114300" distR="114300" simplePos="0" relativeHeight="251659264" behindDoc="0" locked="0" layoutInCell="1" allowOverlap="1" wp14:anchorId="43C5A780" wp14:editId="56819055">
+                  <wp:anchor distT="0" distB="0" distL="114300" distR="114300" simplePos="0" relativeHeight="251659264" behindDoc="0" locked="0" layoutInCell="1" allowOverlap="1" wp14:anchorId="43C5A780" wp14:editId="56CB3FC4">
                     <wp:simplePos x="0" y="0"/>
                     <wp:positionH relativeFrom="column">
                       <wp:posOffset>-780415</wp:posOffset>
@@ -369,18 +369,6 @@
                                     </wp:inline>
                                   </w:drawing>
                                 </w:r>
-                                <w:r>
-                                  <w:fldChar w:fldCharType="begin"/>
-                                </w:r>
-                                <w:r>
-                                  <w:instrText xml:space="preserve"> INCLUDEPICTURE "C:\\Users\\lucasvitoretti\\Library\\Group Containers\\UBF8T346G9.ms\\WebArchiveCopyPasteTempFiles\\com.microsoft.Word\\BNP-Paribas-Logo.png" \* MERGEFORMAT </w:instrText>
-                                </w:r>
-                                <w:r>
-                                  <w:fldChar w:fldCharType="separate"/>
-                                </w:r>
-                                <w:r>
-                                  <w:fldChar w:fldCharType="end"/>
-                                </w:r>
                               </w:p>
                             </w:txbxContent>
                           </wps:txbx>
@@ -620,18 +608,6 @@
                               </wp:inline>
                             </w:drawing>
                           </w:r>
-                          <w:r>
-                            <w:fldChar w:fldCharType="begin"/>
-                          </w:r>
-                          <w:r>
-                            <w:instrText xml:space="preserve"> INCLUDEPICTURE "C:\\Users\\lucasvitoretti\\Library\\Group Containers\\UBF8T346G9.ms\\WebArchiveCopyPasteTempFiles\\com.microsoft.Word\\BNP-Paribas-Logo.png" \* MERGEFORMAT </w:instrText>
-                          </w:r>
-                          <w:r>
-                            <w:fldChar w:fldCharType="separate"/>
-                          </w:r>
-                          <w:r>
-                            <w:fldChar w:fldCharType="end"/>
-                          </w:r>
                         </w:p>
                       </w:txbxContent>
                     </v:textbox>
@@ -703,7 +679,7 @@
         </w:rPr>
         <w:fldChar w:fldCharType="separate"/>
       </w:r>
-      <w:hyperlink w:anchor="_Toc232497002" w:history="1">
+      <w:hyperlink w:anchor="_Toc234920089" w:history="1">
         <w:r>
           <w:rPr>
             <w:rStyle w:val="Hyperlink"/>
@@ -727,7 +703,7 @@
           <w:rPr>
             <w:webHidden/>
           </w:rPr>
-          <w:instrText xml:space="preserve"> PAGEREF _Toc232497002 \h </w:instrText>
+          <w:instrText xml:space="preserve"> PAGEREF _Toc234920089 \h </w:instrText>
         </w:r>
         <w:r>
           <w:rPr>
@@ -767,7 +743,7 @@
           <w14:ligatures w14:val="standardContextual"/>
         </w:rPr>
       </w:pPr>
-      <w:hyperlink w:anchor="_Toc232497003" w:history="1">
+      <w:hyperlink w:anchor="_Toc234920090" w:history="1">
         <w:r>
           <w:rPr>
             <w:rStyle w:val="Hyperlink"/>
@@ -791,7 +767,7 @@
           <w:rPr>
             <w:webHidden/>
           </w:rPr>
-          <w:instrText xml:space="preserve"> PAGEREF _Toc232497003 \h </w:instrText>
+          <w:instrText xml:space="preserve"> PAGEREF _Toc234920090 \h </w:instrText>
         </w:r>
         <w:r>
           <w:rPr>
@@ -832,7 +808,7 @@
           <w14:ligatures w14:val="standardContextual"/>
         </w:rPr>
       </w:pPr>
-      <w:hyperlink w:anchor="_Toc232497004" w:history="1">
+      <w:hyperlink w:anchor="_Toc234920091" w:history="1">
         <w:r>
           <w:rPr>
             <w:rStyle w:val="Hyperlink"/>
@@ -860,7 +836,7 @@
             <w:noProof/>
             <w:webHidden/>
           </w:rPr>
-          <w:instrText xml:space="preserve"> PAGEREF _Toc232497004 \h </w:instrText>
+          <w:instrText xml:space="preserve"> PAGEREF _Toc234920091 \h </w:instrText>
         </w:r>
         <w:r>
           <w:rPr>
@@ -905,7 +881,7 @@
           <w14:ligatures w14:val="standardContextual"/>
         </w:rPr>
       </w:pPr>
-      <w:hyperlink w:anchor="_Toc232497005" w:history="1">
+      <w:hyperlink w:anchor="_Toc234920092" w:history="1">
         <w:r>
           <w:rPr>
             <w:rStyle w:val="Hyperlink"/>
@@ -933,7 +909,7 @@
             <w:noProof/>
             <w:webHidden/>
           </w:rPr>
-          <w:instrText xml:space="preserve"> PAGEREF _Toc232497005 \h </w:instrText>
+          <w:instrText xml:space="preserve"> PAGEREF _Toc234920092 \h </w:instrText>
         </w:r>
         <w:r>
           <w:rPr>
@@ -978,7 +954,7 @@
           <w14:ligatures w14:val="standardContextual"/>
         </w:rPr>
       </w:pPr>
-      <w:hyperlink w:anchor="_Toc232497006" w:history="1">
+      <w:hyperlink w:anchor="_Toc234920093" w:history="1">
         <w:r>
           <w:rPr>
             <w:rStyle w:val="Hyperlink"/>
@@ -1006,7 +982,7 @@
             <w:noProof/>
             <w:webHidden/>
           </w:rPr>
-          <w:instrText xml:space="preserve"> PAGEREF _Toc232497006 \h </w:instrText>
+          <w:instrText xml:space="preserve"> PAGEREF _Toc234920093 \h </w:instrText>
         </w:r>
         <w:r>
           <w:rPr>
@@ -1026,7 +1002,7 @@
             <w:noProof/>
             <w:webHidden/>
           </w:rPr>
-          <w:t>4</w:t>
+          <w:t>3</w:t>
         </w:r>
         <w:r>
           <w:rPr>
@@ -1050,7 +1026,7 @@
           <w14:ligatures w14:val="standardContextual"/>
         </w:rPr>
       </w:pPr>
-      <w:hyperlink w:anchor="_Toc232497007" w:history="1">
+      <w:hyperlink w:anchor="_Toc234920094" w:history="1">
         <w:r>
           <w:rPr>
             <w:rStyle w:val="Hyperlink"/>
@@ -1074,7 +1050,7 @@
           <w:rPr>
             <w:webHidden/>
           </w:rPr>
-          <w:instrText xml:space="preserve"> PAGEREF _Toc232497007 \h </w:instrText>
+          <w:instrText xml:space="preserve"> PAGEREF _Toc234920094 \h </w:instrText>
         </w:r>
         <w:r>
           <w:rPr>
@@ -1115,7 +1091,7 @@
           <w14:ligatures w14:val="standardContextual"/>
         </w:rPr>
       </w:pPr>
-      <w:hyperlink w:anchor="_Toc232497008" w:history="1">
+      <w:hyperlink w:anchor="_Toc234920095" w:history="1">
         <w:r>
           <w:rPr>
             <w:rStyle w:val="Hyperlink"/>
@@ -1143,7 +1119,7 @@
             <w:noProof/>
             <w:webHidden/>
           </w:rPr>
-          <w:instrText xml:space="preserve"> PAGEREF _Toc232497008 \h </w:instrText>
+          <w:instrText xml:space="preserve"> PAGEREF _Toc234920095 \h </w:instrText>
         </w:r>
         <w:r>
           <w:rPr>
@@ -1188,7 +1164,7 @@
           <w14:ligatures w14:val="standardContextual"/>
         </w:rPr>
       </w:pPr>
-      <w:hyperlink w:anchor="_Toc232497009" w:history="1">
+      <w:hyperlink w:anchor="_Toc234920096" w:history="1">
         <w:r>
           <w:rPr>
             <w:rStyle w:val="Hyperlink"/>
@@ -1216,7 +1192,7 @@
             <w:noProof/>
             <w:webHidden/>
           </w:rPr>
-          <w:instrText xml:space="preserve"> PAGEREF _Toc232497009 \h </w:instrText>
+          <w:instrText xml:space="preserve"> PAGEREF _Toc234920096 \h </w:instrText>
         </w:r>
         <w:r>
           <w:rPr>
@@ -1260,7 +1236,7 @@
           <w14:ligatures w14:val="standardContextual"/>
         </w:rPr>
       </w:pPr>
-      <w:hyperlink w:anchor="_Toc232497010" w:history="1">
+      <w:hyperlink w:anchor="_Toc234920097" w:history="1">
         <w:r>
           <w:rPr>
             <w:rStyle w:val="Hyperlink"/>
@@ -1284,7 +1260,7 @@
           <w:rPr>
             <w:webHidden/>
           </w:rPr>
-          <w:instrText xml:space="preserve"> PAGEREF _Toc232497010 \h </w:instrText>
+          <w:instrText xml:space="preserve"> PAGEREF _Toc234920097 \h </w:instrText>
         </w:r>
         <w:r>
           <w:rPr>
@@ -1324,7 +1300,7 @@
           <w14:ligatures w14:val="standardContextual"/>
         </w:rPr>
       </w:pPr>
-      <w:hyperlink w:anchor="_Toc232497011" w:history="1">
+      <w:hyperlink w:anchor="_Toc234920098" w:history="1">
         <w:r>
           <w:rPr>
             <w:rStyle w:val="Hyperlink"/>
@@ -1348,7 +1324,7 @@
           <w:rPr>
             <w:webHidden/>
           </w:rPr>
-          <w:instrText xml:space="preserve"> PAGEREF _Toc232497011 \h </w:instrText>
+          <w:instrText xml:space="preserve"> PAGEREF _Toc234920098 \h </w:instrText>
         </w:r>
         <w:r>
           <w:rPr>
@@ -1389,7 +1365,7 @@
           <w14:ligatures w14:val="standardContextual"/>
         </w:rPr>
       </w:pPr>
-      <w:hyperlink w:anchor="_Toc232497012" w:history="1">
+      <w:hyperlink w:anchor="_Toc234920099" w:history="1">
         <w:r>
           <w:rPr>
             <w:rStyle w:val="Hyperlink"/>
@@ -1417,7 +1393,7 @@
             <w:noProof/>
             <w:webHidden/>
           </w:rPr>
-          <w:instrText xml:space="preserve"> PAGEREF _Toc232497012 \h </w:instrText>
+          <w:instrText xml:space="preserve"> PAGEREF _Toc234920099 \h </w:instrText>
         </w:r>
         <w:r>
           <w:rPr>
@@ -1462,7 +1438,7 @@
           <w14:ligatures w14:val="standardContextual"/>
         </w:rPr>
       </w:pPr>
-      <w:hyperlink w:anchor="_Toc232497013" w:history="1">
+      <w:hyperlink w:anchor="_Toc234920100" w:history="1">
         <w:r>
           <w:rPr>
             <w:rStyle w:val="Hyperlink"/>
@@ -1490,7 +1466,7 @@
             <w:noProof/>
             <w:webHidden/>
           </w:rPr>
-          <w:instrText xml:space="preserve"> PAGEREF _Toc232497013 \h </w:instrText>
+          <w:instrText xml:space="preserve"> PAGEREF _Toc234920100 \h </w:instrText>
         </w:r>
         <w:r>
           <w:rPr>
@@ -1535,7 +1511,7 @@
           <w14:ligatures w14:val="standardContextual"/>
         </w:rPr>
       </w:pPr>
-      <w:hyperlink w:anchor="_Toc232497014" w:history="1">
+      <w:hyperlink w:anchor="_Toc234920101" w:history="1">
         <w:r>
           <w:rPr>
             <w:rStyle w:val="Hyperlink"/>
@@ -1563,7 +1539,7 @@
             <w:noProof/>
             <w:webHidden/>
           </w:rPr>
-          <w:instrText xml:space="preserve"> PAGEREF _Toc232497014 \h </w:instrText>
+          <w:instrText xml:space="preserve"> PAGEREF _Toc234920101 \h </w:instrText>
         </w:r>
         <w:r>
           <w:rPr>
@@ -1583,7 +1559,7 @@
             <w:noProof/>
             <w:webHidden/>
           </w:rPr>
-          <w:t>6</w:t>
+          <w:t>5</w:t>
         </w:r>
         <w:r>
           <w:rPr>
@@ -1608,7 +1584,7 @@
           <w14:ligatures w14:val="standardContextual"/>
         </w:rPr>
       </w:pPr>
-      <w:hyperlink w:anchor="_Toc232497015" w:history="1">
+      <w:hyperlink w:anchor="_Toc234920102" w:history="1">
         <w:r>
           <w:rPr>
             <w:rStyle w:val="Hyperlink"/>
@@ -1636,7 +1612,7 @@
             <w:noProof/>
             <w:webHidden/>
           </w:rPr>
-          <w:instrText xml:space="preserve"> PAGEREF _Toc232497015 \h </w:instrText>
+          <w:instrText xml:space="preserve"> PAGEREF _Toc234920102 \h </w:instrText>
         </w:r>
         <w:r>
           <w:rPr>
@@ -1680,7 +1656,7 @@
           <w14:ligatures w14:val="standardContextual"/>
         </w:rPr>
       </w:pPr>
-      <w:hyperlink w:anchor="_Toc232497016" w:history="1">
+      <w:hyperlink w:anchor="_Toc234920103" w:history="1">
         <w:r>
           <w:rPr>
             <w:rStyle w:val="Hyperlink"/>
@@ -1704,7 +1680,7 @@
           <w:rPr>
             <w:webHidden/>
           </w:rPr>
-          <w:instrText xml:space="preserve"> PAGEREF _Toc232497016 \h </w:instrText>
+          <w:instrText xml:space="preserve"> PAGEREF _Toc234920103 \h </w:instrText>
         </w:r>
         <w:r>
           <w:rPr>
@@ -1745,7 +1721,7 @@
           <w14:ligatures w14:val="standardContextual"/>
         </w:rPr>
       </w:pPr>
-      <w:hyperlink w:anchor="_Toc232497017" w:history="1">
+      <w:hyperlink w:anchor="_Toc234920104" w:history="1">
         <w:r>
           <w:rPr>
             <w:rStyle w:val="Hyperlink"/>
@@ -1773,7 +1749,7 @@
             <w:noProof/>
             <w:webHidden/>
           </w:rPr>
-          <w:instrText xml:space="preserve"> PAGEREF _Toc232497017 \h </w:instrText>
+          <w:instrText xml:space="preserve"> PAGEREF _Toc234920104 \h </w:instrText>
         </w:r>
         <w:r>
           <w:rPr>
@@ -1818,7 +1794,7 @@
           <w14:ligatures w14:val="standardContextual"/>
         </w:rPr>
       </w:pPr>
-      <w:hyperlink w:anchor="_Toc232497018" w:history="1">
+      <w:hyperlink w:anchor="_Toc234920105" w:history="1">
         <w:r>
           <w:rPr>
             <w:rStyle w:val="Hyperlink"/>
@@ -1847,7 +1823,7 @@
             <w:noProof/>
             <w:webHidden/>
           </w:rPr>
-          <w:instrText xml:space="preserve"> PAGEREF _Toc232497018 \h </w:instrText>
+          <w:instrText xml:space="preserve"> PAGEREF _Toc234920105 \h </w:instrText>
         </w:r>
         <w:r>
           <w:rPr>
@@ -1892,7 +1868,7 @@
           <w14:ligatures w14:val="standardContextual"/>
         </w:rPr>
       </w:pPr>
-      <w:hyperlink w:anchor="_Toc232497019" w:history="1">
+      <w:hyperlink w:anchor="_Toc234920106" w:history="1">
         <w:r>
           <w:rPr>
             <w:rStyle w:val="Hyperlink"/>
@@ -1921,7 +1897,7 @@
             <w:noProof/>
             <w:webHidden/>
           </w:rPr>
-          <w:instrText xml:space="preserve"> PAGEREF _Toc232497019 \h </w:instrText>
+          <w:instrText xml:space="preserve"> PAGEREF _Toc234920106 \h </w:instrText>
         </w:r>
         <w:r>
           <w:rPr>
@@ -1966,7 +1942,7 @@
           <w14:ligatures w14:val="standardContextual"/>
         </w:rPr>
       </w:pPr>
-      <w:hyperlink w:anchor="_Toc232497020" w:history="1">
+      <w:hyperlink w:anchor="_Toc234920107" w:history="1">
         <w:r>
           <w:rPr>
             <w:rStyle w:val="Hyperlink"/>
@@ -1995,7 +1971,7 @@
             <w:noProof/>
             <w:webHidden/>
           </w:rPr>
-          <w:instrText xml:space="preserve"> PAGEREF _Toc232497020 \h </w:instrText>
+          <w:instrText xml:space="preserve"> PAGEREF _Toc234920107 \h </w:instrText>
         </w:r>
         <w:r>
           <w:rPr>
@@ -2040,7 +2016,7 @@
           <w14:ligatures w14:val="standardContextual"/>
         </w:rPr>
       </w:pPr>
-      <w:hyperlink w:anchor="_Toc232497021" w:history="1">
+      <w:hyperlink w:anchor="_Toc234920108" w:history="1">
         <w:r>
           <w:rPr>
             <w:rStyle w:val="Hyperlink"/>
@@ -2069,7 +2045,7 @@
             <w:noProof/>
             <w:webHidden/>
           </w:rPr>
-          <w:instrText xml:space="preserve"> PAGEREF _Toc232497021 \h </w:instrText>
+          <w:instrText xml:space="preserve"> PAGEREF _Toc234920108 \h </w:instrText>
         </w:r>
         <w:r>
           <w:rPr>
@@ -2114,7 +2090,7 @@
           <w14:ligatures w14:val="standardContextual"/>
         </w:rPr>
       </w:pPr>
-      <w:hyperlink w:anchor="_Toc232497022" w:history="1">
+      <w:hyperlink w:anchor="_Toc234920109" w:history="1">
         <w:r>
           <w:rPr>
             <w:rStyle w:val="Hyperlink"/>
@@ -2143,7 +2119,7 @@
             <w:noProof/>
             <w:webHidden/>
           </w:rPr>
-          <w:instrText xml:space="preserve"> PAGEREF _Toc232497022 \h </w:instrText>
+          <w:instrText xml:space="preserve"> PAGEREF _Toc234920109 \h </w:instrText>
         </w:r>
         <w:r>
           <w:rPr>
@@ -2187,7 +2163,7 @@
           <w14:ligatures w14:val="standardContextual"/>
         </w:rPr>
       </w:pPr>
-      <w:hyperlink w:anchor="_Toc232497023" w:history="1">
+      <w:hyperlink w:anchor="_Toc234920110" w:history="1">
         <w:r>
           <w:rPr>
             <w:rStyle w:val="Hyperlink"/>
@@ -2211,7 +2187,7 @@
           <w:rPr>
             <w:webHidden/>
           </w:rPr>
-          <w:instrText xml:space="preserve"> PAGEREF _Toc232497023 \h </w:instrText>
+          <w:instrText xml:space="preserve"> PAGEREF _Toc234920110 \h </w:instrText>
         </w:r>
         <w:r>
           <w:rPr>
@@ -2232,6 +2208,79 @@
         </w:r>
         <w:r>
           <w:rPr>
+            <w:webHidden/>
+          </w:rPr>
+          <w:fldChar w:fldCharType="end"/>
+        </w:r>
+      </w:hyperlink>
+    </w:p>
+    <w:p>
+      <w:pPr>
+        <w:pStyle w:val="Sumrio2"/>
+        <w:tabs>
+          <w:tab w:val="right" w:leader="underscore" w:pos="9742"/>
+        </w:tabs>
+        <w:rPr>
+          <w:rFonts w:asciiTheme="minorHAnsi" w:eastAsiaTheme="minorEastAsia" w:hAnsiTheme="minorHAnsi" w:cstheme="minorBidi"/>
+          <w:noProof/>
+          <w:kern w:val="2"/>
+          <w:lang w:eastAsia="pt-BR"/>
+          <w14:ligatures w14:val="standardContextual"/>
+        </w:rPr>
+      </w:pPr>
+      <w:hyperlink w:anchor="_Toc234920111" w:history="1">
+        <w:r>
+          <w:rPr>
+            <w:rStyle w:val="Hyperlink"/>
+            <w:rFonts w:ascii="JUST Sans" w:hAnsi="JUST Sans" w:cs="Calibri"/>
+            <w:noProof/>
+          </w:rPr>
+          <w:t>7.1. Os dois formulários</w:t>
+        </w:r>
+        <w:r>
+          <w:rPr>
+            <w:noProof/>
+            <w:webHidden/>
+          </w:rPr>
+          <w:tab/>
+        </w:r>
+        <w:r>
+          <w:rPr>
+            <w:noProof/>
+            <w:webHidden/>
+          </w:rPr>
+          <w:fldChar w:fldCharType="begin"/>
+        </w:r>
+        <w:r>
+          <w:rPr>
+            <w:noProof/>
+            <w:webHidden/>
+          </w:rPr>
+          <w:instrText xml:space="preserve"> PAGEREF _Toc234920111 \h </w:instrText>
+        </w:r>
+        <w:r>
+          <w:rPr>
+            <w:noProof/>
+            <w:webHidden/>
+          </w:rPr>
+        </w:r>
+        <w:r>
+          <w:rPr>
+            <w:noProof/>
+            <w:webHidden/>
+          </w:rPr>
+          <w:fldChar w:fldCharType="separate"/>
+        </w:r>
+        <w:r>
+          <w:rPr>
+            <w:noProof/>
+            <w:webHidden/>
+          </w:rPr>
+          <w:t>13</w:t>
+        </w:r>
+        <w:r>
+          <w:rPr>
+            <w:noProof/>
             <w:webHidden/>
           </w:rPr>
           <w:fldChar w:fldCharType="end"/>
@@ -2251,7 +2300,7 @@
           <w14:ligatures w14:val="standardContextual"/>
         </w:rPr>
       </w:pPr>
-      <w:hyperlink w:anchor="_Toc232497024" w:history="1">
+      <w:hyperlink w:anchor="_Toc234920112" w:history="1">
         <w:r>
           <w:rPr>
             <w:rStyle w:val="Hyperlink"/>
@@ -2275,7 +2324,7 @@
           <w:rPr>
             <w:webHidden/>
           </w:rPr>
-          <w:instrText xml:space="preserve"> PAGEREF _Toc232497024 \h </w:instrText>
+          <w:instrText xml:space="preserve"> PAGEREF _Toc234920112 \h </w:instrText>
         </w:r>
         <w:r>
           <w:rPr>
@@ -2292,7 +2341,7 @@
           <w:rPr>
             <w:webHidden/>
           </w:rPr>
-          <w:t>13</w:t>
+          <w:t>14</w:t>
         </w:r>
         <w:r>
           <w:rPr>
@@ -2315,7 +2364,7 @@
           <w14:ligatures w14:val="standardContextual"/>
         </w:rPr>
       </w:pPr>
-      <w:hyperlink w:anchor="_Toc232497025" w:history="1">
+      <w:hyperlink w:anchor="_Toc234920113" w:history="1">
         <w:r>
           <w:rPr>
             <w:rStyle w:val="Hyperlink"/>
@@ -2339,7 +2388,7 @@
           <w:rPr>
             <w:webHidden/>
           </w:rPr>
-          <w:instrText xml:space="preserve"> PAGEREF _Toc232497025 \h </w:instrText>
+          <w:instrText xml:space="preserve"> PAGEREF _Toc234920113 \h </w:instrText>
         </w:r>
         <w:r>
           <w:rPr>
@@ -2356,7 +2405,7 @@
           <w:rPr>
             <w:webHidden/>
           </w:rPr>
-          <w:t>13</w:t>
+          <w:t>14</w:t>
         </w:r>
         <w:r>
           <w:rPr>
@@ -2379,7 +2428,7 @@
           <w14:ligatures w14:val="standardContextual"/>
         </w:rPr>
       </w:pPr>
-      <w:hyperlink w:anchor="_Toc232497026" w:history="1">
+      <w:hyperlink w:anchor="_Toc234920114" w:history="1">
         <w:r>
           <w:rPr>
             <w:rStyle w:val="Hyperlink"/>
@@ -2403,7 +2452,7 @@
           <w:rPr>
             <w:webHidden/>
           </w:rPr>
-          <w:instrText xml:space="preserve"> PAGEREF _Toc232497026 \h </w:instrText>
+          <w:instrText xml:space="preserve"> PAGEREF _Toc234920114 \h </w:instrText>
         </w:r>
         <w:r>
           <w:rPr>
@@ -2420,7 +2469,7 @@
           <w:rPr>
             <w:webHidden/>
           </w:rPr>
-          <w:t>14</w:t>
+          <w:t>15</w:t>
         </w:r>
         <w:r>
           <w:rPr>
@@ -2918,7 +2967,7 @@
           <w:szCs w:val="32"/>
         </w:rPr>
       </w:pPr>
-      <w:bookmarkStart w:id="2" w:name="_Toc232497002"/>
+      <w:bookmarkStart w:id="2" w:name="_Toc234920089"/>
       <w:r>
         <w:rPr>
           <w:rFonts w:ascii="JUST Sans" w:hAnsi="JUST Sans" w:cs="Calibri"/>
@@ -3086,7 +3135,7 @@
           <w14:ligatures w14:val="standardContextual"/>
         </w:rPr>
       </w:pPr>
-      <w:bookmarkStart w:id="3" w:name="_Toc232497003"/>
+      <w:bookmarkStart w:id="3" w:name="_Toc234920090"/>
       <w:r>
         <w:rPr>
           <w:rFonts w:ascii="JUST Sans" w:hAnsi="JUST Sans" w:cs="Calibri"/>
@@ -3156,7 +3205,7 @@
           <w:szCs w:val="28"/>
         </w:rPr>
       </w:pPr>
-      <w:bookmarkStart w:id="4" w:name="_Toc232497004"/>
+      <w:bookmarkStart w:id="4" w:name="_Toc234920091"/>
       <w:r>
         <w:rPr>
           <w:rFonts w:ascii="JUST Sans" w:hAnsi="JUST Sans" w:cs="Calibri"/>
@@ -3468,7 +3517,7 @@
           <w:szCs w:val="28"/>
         </w:rPr>
       </w:pPr>
-      <w:bookmarkStart w:id="5" w:name="_Toc232497005"/>
+      <w:bookmarkStart w:id="5" w:name="_Toc234920092"/>
       <w:r>
         <w:rPr>
           <w:rFonts w:ascii="JUST Sans" w:hAnsi="JUST Sans" w:cs="Calibri"/>
@@ -3951,83 +4000,83 @@
           <w:sz w:val="28"/>
         </w:rPr>
       </w:pPr>
-      <w:bookmarkStart w:id="6" w:name="_Toc232497006"/>
+      <w:bookmarkStart w:id="6" w:name="_Toc234920093"/>
       <w:r>
         <w:rPr>
           <w:rFonts w:ascii="JUST Sans" w:hAnsi="JUST Sans" w:cs="Calibri"/>
           <w:sz w:val="28"/>
         </w:rPr>
+        <w:t>2.3. O que ainda não entra nesta fase</w:t>
+      </w:r>
+      <w:bookmarkEnd w:id="6"/>
+    </w:p>
+    <w:p/>
+    <w:p>
+      <w:pPr>
+        <w:rPr>
+          <w:rFonts w:ascii="JUST Sans" w:hAnsi="JUST Sans"/>
+          <w:sz w:val="20"/>
+          <w:szCs w:val="20"/>
+        </w:rPr>
+      </w:pPr>
+      <w:r>
+        <w:rPr>
+          <w:rFonts w:ascii="JUST Sans" w:hAnsi="JUST Sans"/>
+          <w:sz w:val="20"/>
+          <w:szCs w:val="20"/>
+        </w:rPr>
+        <w:t>Para manter esta primeira entrega objetiva, alguns pontos ficam para as próximas etapas:</w:t>
+      </w:r>
+    </w:p>
+    <w:p>
+      <w:pPr>
+        <w:pStyle w:val="Commarcadores"/>
+        <w:rPr>
+          <w:rFonts w:ascii="JUST Sans" w:hAnsi="JUST Sans"/>
+          <w:sz w:val="20"/>
+          <w:szCs w:val="20"/>
+          <w:lang w:val="pt-BR"/>
+        </w:rPr>
+      </w:pPr>
+      <w:r>
+        <w:rPr>
+          <w:rFonts w:ascii="JUST Sans" w:hAnsi="JUST Sans"/>
+          <w:b/>
+          <w:sz w:val="20"/>
+          <w:szCs w:val="20"/>
+          <w:lang w:val="pt-BR"/>
+        </w:rPr>
+        <w:t xml:space="preserve">Desligados: </w:t>
+      </w:r>
+      <w:r>
+        <w:rPr>
+          <w:rFonts w:ascii="JUST Sans" w:hAnsi="JUST Sans"/>
+          <w:sz w:val="20"/>
+          <w:szCs w:val="20"/>
+          <w:lang w:val="pt-BR"/>
+        </w:rPr>
+        <w:t>a retirada de acesso de quem saiu da empresa é tratada em uma etapa separada.</w:t>
+      </w:r>
+    </w:p>
+    <w:p>
+      <w:pPr>
+        <w:pStyle w:val="Commarcadores"/>
+        <w:rPr>
+          <w:rFonts w:ascii="JUST Sans" w:hAnsi="JUST Sans"/>
+          <w:sz w:val="20"/>
+          <w:szCs w:val="20"/>
+          <w:lang w:val="pt-BR"/>
+        </w:rPr>
+      </w:pPr>
+      <w:r>
+        <w:rPr>
+          <w:rFonts w:ascii="JUST Sans" w:hAnsi="JUST Sans"/>
+          <w:b/>
+          <w:sz w:val="20"/>
+          <w:szCs w:val="20"/>
+          <w:lang w:val="pt-BR"/>
+        </w:rPr>
         <w:lastRenderedPageBreak/>
-        <w:t>2.3. O que ainda não entra nesta fase</w:t>
-      </w:r>
-      <w:bookmarkEnd w:id="6"/>
-    </w:p>
-    <w:p/>
-    <w:p>
-      <w:pPr>
-        <w:rPr>
-          <w:rFonts w:ascii="JUST Sans" w:hAnsi="JUST Sans"/>
-          <w:sz w:val="20"/>
-          <w:szCs w:val="20"/>
-        </w:rPr>
-      </w:pPr>
-      <w:r>
-        <w:rPr>
-          <w:rFonts w:ascii="JUST Sans" w:hAnsi="JUST Sans"/>
-          <w:sz w:val="20"/>
-          <w:szCs w:val="20"/>
-        </w:rPr>
-        <w:t>Para manter esta primeira entrega objetiva, alguns pontos ficam para as próximas etapas:</w:t>
-      </w:r>
-    </w:p>
-    <w:p>
-      <w:pPr>
-        <w:pStyle w:val="Commarcadores"/>
-        <w:rPr>
-          <w:rFonts w:ascii="JUST Sans" w:hAnsi="JUST Sans"/>
-          <w:sz w:val="20"/>
-          <w:szCs w:val="20"/>
-          <w:lang w:val="pt-BR"/>
-        </w:rPr>
-      </w:pPr>
-      <w:r>
-        <w:rPr>
-          <w:rFonts w:ascii="JUST Sans" w:hAnsi="JUST Sans"/>
-          <w:b/>
-          <w:sz w:val="20"/>
-          <w:szCs w:val="20"/>
-          <w:lang w:val="pt-BR"/>
-        </w:rPr>
-        <w:t xml:space="preserve">Desligados: </w:t>
-      </w:r>
-      <w:r>
-        <w:rPr>
-          <w:rFonts w:ascii="JUST Sans" w:hAnsi="JUST Sans"/>
-          <w:sz w:val="20"/>
-          <w:szCs w:val="20"/>
-          <w:lang w:val="pt-BR"/>
-        </w:rPr>
-        <w:t>a retirada de acesso de quem saiu da empresa é tratada em uma etapa separada.</w:t>
-      </w:r>
-    </w:p>
-    <w:p>
-      <w:pPr>
-        <w:pStyle w:val="Commarcadores"/>
-        <w:rPr>
-          <w:rFonts w:ascii="JUST Sans" w:hAnsi="JUST Sans"/>
-          <w:sz w:val="20"/>
-          <w:szCs w:val="20"/>
-          <w:lang w:val="pt-BR"/>
-        </w:rPr>
-      </w:pPr>
-      <w:r>
-        <w:rPr>
-          <w:rFonts w:ascii="JUST Sans" w:hAnsi="JUST Sans"/>
-          <w:b/>
-          <w:sz w:val="20"/>
-          <w:szCs w:val="20"/>
-          <w:lang w:val="pt-BR"/>
-        </w:rPr>
         <w:t xml:space="preserve">Terceiros: </w:t>
       </w:r>
       <w:r>
@@ -4082,7 +4131,7 @@
           <w:szCs w:val="28"/>
         </w:rPr>
       </w:pPr>
-      <w:bookmarkStart w:id="7" w:name="_Toc232497007"/>
+      <w:bookmarkStart w:id="7" w:name="_Toc234920094"/>
       <w:r>
         <w:rPr>
           <w:rFonts w:ascii="JUST Sans" w:hAnsi="JUST Sans" w:cs="Calibri"/>
@@ -4117,7 +4166,7 @@
           <w:sz w:val="28"/>
         </w:rPr>
       </w:pPr>
-      <w:bookmarkStart w:id="8" w:name="_Toc232497008"/>
+      <w:bookmarkStart w:id="8" w:name="_Toc234920095"/>
       <w:r>
         <w:rPr>
           <w:rFonts w:ascii="JUST Sans" w:hAnsi="JUST Sans" w:cs="Calibri"/>
@@ -4286,16 +4335,27 @@
           <w:szCs w:val="20"/>
           <w:lang w:val="pt-BR"/>
         </w:rPr>
-        <w:t>A</w:t>
-      </w:r>
-      <w:r>
-        <w:rPr>
-          <w:rFonts w:ascii="JUST Sans" w:hAnsi="JUST Sans"/>
-          <w:sz w:val="20"/>
-          <w:szCs w:val="20"/>
-          <w:lang w:val="pt-BR"/>
-        </w:rPr>
-        <w:t>rquiva os arquivos já usados e registra um log de cada execução (e separa os que tiveram problema).</w:t>
+        <w:t>Arquiva os arquivos já usados e registra, a cada execução, um log de importação com o que entrou, o que foi ignorado e o que falhou;</w:t>
+      </w:r>
+    </w:p>
+    <w:p>
+      <w:pPr>
+        <w:pStyle w:val="Commarcadores"/>
+        <w:rPr>
+          <w:rFonts w:ascii="JUST Sans" w:hAnsi="JUST Sans"/>
+          <w:sz w:val="20"/>
+          <w:szCs w:val="20"/>
+          <w:lang w:val="pt-BR"/>
+        </w:rPr>
+      </w:pPr>
+      <w:r>
+        <w:rPr>
+          <w:rFonts w:ascii="JUST Sans" w:hAnsi="JUST Sans"/>
+          <w:sz w:val="20"/>
+          <w:szCs w:val="20"/>
+          <w:lang w:val="pt-BR"/>
+        </w:rPr>
+        <w:t>Trata sozinho os percalços do dia a dia: varre as subpastas da entrada, separa arquivos inválidos ou em uso (abertos no Excel) sem interromper a carga, e se recupera de uma base corrompida na rede — preservando o arquivo problemático e reconstruindo a base a partir da entrada e das interações.</w:t>
       </w:r>
     </w:p>
     <w:p>
@@ -4400,7 +4460,7 @@
           <w:sz w:val="28"/>
         </w:rPr>
       </w:pPr>
-      <w:bookmarkStart w:id="9" w:name="_Toc232497009"/>
+      <w:bookmarkStart w:id="9" w:name="_Toc234920096"/>
       <w:r>
         <w:rPr>
           <w:rFonts w:ascii="JUST Sans" w:hAnsi="JUST Sans" w:cs="Calibri"/>
@@ -4536,16 +4596,7 @@
           <w:szCs w:val="20"/>
           <w:lang w:val="pt-BR"/>
         </w:rPr>
-        <w:t>T</w:t>
-      </w:r>
-      <w:r>
-        <w:rPr>
-          <w:rFonts w:ascii="JUST Sans" w:hAnsi="JUST Sans"/>
-          <w:sz w:val="20"/>
-          <w:szCs w:val="20"/>
-          <w:lang w:val="pt-BR"/>
-        </w:rPr>
-        <w:t>rata as pendências: resolve (sob um chamado), coloca em quarentena e exporta para Excel.</w:t>
+        <w:t>Trata as pendências: resolve (sob um chamado, informando o motivo), coloca em quarentena e exporta para Excel.</w:t>
       </w:r>
     </w:p>
     <w:p>
@@ -4603,7 +4654,7 @@
           <w:szCs w:val="28"/>
         </w:rPr>
       </w:pPr>
-      <w:bookmarkStart w:id="10" w:name="_Toc232497010"/>
+      <w:bookmarkStart w:id="10" w:name="_Toc234920097"/>
       <w:r>
         <w:rPr>
           <w:rFonts w:ascii="JUST Sans" w:hAnsi="JUST Sans" w:cs="Calibri"/>
@@ -4784,7 +4835,7 @@
           <w:szCs w:val="28"/>
         </w:rPr>
       </w:pPr>
-      <w:bookmarkStart w:id="11" w:name="_Toc232497011"/>
+      <w:bookmarkStart w:id="11" w:name="_Toc234920098"/>
       <w:r>
         <w:rPr>
           <w:rFonts w:ascii="JUST Sans" w:hAnsi="JUST Sans" w:cs="Calibri"/>
@@ -4820,7 +4871,7 @@
           <w:sz w:val="28"/>
         </w:rPr>
       </w:pPr>
-      <w:bookmarkStart w:id="12" w:name="_Toc232497012"/>
+      <w:bookmarkStart w:id="12" w:name="_Toc234920099"/>
       <w:r>
         <w:rPr>
           <w:rFonts w:ascii="JUST Sans" w:hAnsi="JUST Sans" w:cs="Calibri"/>
@@ -5558,7 +5609,7 @@
           <w:sz w:val="28"/>
         </w:rPr>
       </w:pPr>
-      <w:bookmarkStart w:id="13" w:name="_Toc232497013"/>
+      <w:bookmarkStart w:id="13" w:name="_Toc234920100"/>
       <w:r>
         <w:rPr>
           <w:rFonts w:ascii="JUST Sans" w:hAnsi="JUST Sans" w:cs="Calibri"/>
@@ -5618,8 +5669,8 @@
       </w:tblPr>
       <w:tblGrid>
         <w:gridCol w:w="2617"/>
-        <w:gridCol w:w="2923"/>
-        <w:gridCol w:w="4202"/>
+        <w:gridCol w:w="2913"/>
+        <w:gridCol w:w="4212"/>
       </w:tblGrid>
       <w:tr>
         <w:trPr>
@@ -6022,13 +6073,12 @@
           <w:sz w:val="28"/>
         </w:rPr>
       </w:pPr>
-      <w:bookmarkStart w:id="14" w:name="_Toc232497014"/>
+      <w:bookmarkStart w:id="14" w:name="_Toc234920101"/>
       <w:r>
         <w:rPr>
           <w:rFonts w:ascii="JUST Sans" w:hAnsi="JUST Sans" w:cs="Calibri"/>
           <w:sz w:val="28"/>
         </w:rPr>
-        <w:lastRenderedPageBreak/>
         <w:t>5.3. Passo a passo</w:t>
       </w:r>
       <w:bookmarkEnd w:id="14"/>
@@ -6306,7 +6356,7 @@
           <w:sz w:val="28"/>
         </w:rPr>
       </w:pPr>
-      <w:bookmarkStart w:id="15" w:name="_Toc232497015"/>
+      <w:bookmarkStart w:id="15" w:name="_Toc234920102"/>
       <w:r>
         <w:rPr>
           <w:rFonts w:ascii="JUST Sans" w:hAnsi="JUST Sans" w:cs="Calibri"/>
@@ -6495,7 +6545,7 @@
           <w:szCs w:val="28"/>
         </w:rPr>
       </w:pPr>
-      <w:bookmarkStart w:id="16" w:name="_Toc232497016"/>
+      <w:bookmarkStart w:id="16" w:name="_Toc234920103"/>
       <w:r>
         <w:rPr>
           <w:rFonts w:ascii="JUST Sans" w:hAnsi="JUST Sans" w:cs="Calibri"/>
@@ -6548,7 +6598,7 @@
           <w:sz w:val="20"/>
           <w:szCs w:val="20"/>
         </w:rPr>
-        <w:t>O Painel tem seis telas. Abaixo, o que cada uma mostra, o que dá para fazer e como usar. As imagens são ilustrativas, com dados reais do ambiente.</w:t>
+        <w:t>O Painel tem seis telas. Abaixo, o que cada uma mostra, o que dá para fazer e como usar. As imagens são ilustrativas, com dados simulados — o conteúdo real aparece quando as bases da CVC são processadas.</w:t>
       </w:r>
     </w:p>
     <w:p>
@@ -6621,7 +6671,7 @@
           <w:sz w:val="28"/>
         </w:rPr>
       </w:pPr>
-      <w:bookmarkStart w:id="17" w:name="_Toc232497017"/>
+      <w:bookmarkStart w:id="17" w:name="_Toc234920104"/>
       <w:r>
         <w:rPr>
           <w:rFonts w:ascii="JUST Sans" w:hAnsi="JUST Sans" w:cs="Calibri"/>
@@ -6831,6 +6881,9 @@
         </w:rPr>
       </w:pPr>
       <w:r>
+        <w:rPr>
+          <w:lang w:val="pt-BR"/>
+        </w:rPr>
         <w:t>Os motivos usados nos tratamentos, para enxergar por que as pendências foram resolvidas;</w:t>
       </w:r>
     </w:p>
@@ -6971,7 +7024,7 @@
           <w:sz w:val="28"/>
         </w:rPr>
       </w:pPr>
-      <w:bookmarkStart w:id="18" w:name="_Toc232497018"/>
+      <w:bookmarkStart w:id="18" w:name="_Toc234920105"/>
       <w:r>
         <w:rPr>
           <w:rFonts w:ascii="JUST Sans" w:hAnsi="JUST Sans" w:cs="Calibri"/>
@@ -7208,7 +7261,7 @@
           <w:sz w:val="28"/>
         </w:rPr>
       </w:pPr>
-      <w:bookmarkStart w:id="19" w:name="_Toc232497019"/>
+      <w:bookmarkStart w:id="19" w:name="_Toc234920106"/>
       <w:r>
         <w:rPr>
           <w:rFonts w:ascii="JUST Sans" w:hAnsi="JUST Sans" w:cs="Calibri"/>
@@ -7474,7 +7527,7 @@
           <w:sz w:val="28"/>
         </w:rPr>
       </w:pPr>
-      <w:bookmarkStart w:id="20" w:name="_Toc232497020"/>
+      <w:bookmarkStart w:id="20" w:name="_Toc234920107"/>
       <w:r>
         <w:rPr>
           <w:rFonts w:ascii="JUST Sans" w:hAnsi="JUST Sans" w:cs="Calibri"/>
@@ -7682,7 +7735,7 @@
           <w:sz w:val="28"/>
         </w:rPr>
       </w:pPr>
-      <w:bookmarkStart w:id="21" w:name="_Toc232497021"/>
+      <w:bookmarkStart w:id="21" w:name="_Toc234920108"/>
       <w:r>
         <w:rPr>
           <w:rFonts w:ascii="JUST Sans" w:hAnsi="JUST Sans" w:cs="Calibri"/>
@@ -7926,7 +7979,7 @@
           <w:sz w:val="28"/>
         </w:rPr>
       </w:pPr>
-      <w:bookmarkStart w:id="22" w:name="_Toc232497022"/>
+      <w:bookmarkStart w:id="22" w:name="_Toc234920109"/>
       <w:r>
         <w:rPr>
           <w:rFonts w:ascii="JUST Sans" w:hAnsi="JUST Sans" w:cs="Calibri"/>
@@ -7985,6 +8038,9 @@
         </w:rPr>
       </w:pPr>
       <w:r>
+        <w:rPr>
+          <w:lang w:val="pt-BR"/>
+        </w:rPr>
         <w:t>Colocar um acesso em quarentena por um formulário: prazo em dias, chamado, título e motivo;</w:t>
       </w:r>
     </w:p>
@@ -8028,6 +8084,9 @@
         </w:rPr>
       </w:pPr>
       <w:r>
+        <w:rPr>
+          <w:lang w:val="pt-BR"/>
+        </w:rPr>
         <w:t>Retirar um acesso da quarentena antes do prazo, informando o motivo da retirada;</w:t>
       </w:r>
     </w:p>
@@ -8159,7 +8218,7 @@
           <w:szCs w:val="28"/>
         </w:rPr>
       </w:pPr>
-      <w:bookmarkStart w:id="23" w:name="_Toc232497023"/>
+      <w:bookmarkStart w:id="23" w:name="_Toc234920110"/>
       <w:r>
         <w:rPr>
           <w:rFonts w:ascii="JUST Sans" w:hAnsi="JUST Sans" w:cs="Calibri"/>
@@ -8441,7 +8500,6 @@
           <w:sz w:val="20"/>
           <w:szCs w:val="20"/>
         </w:rPr>
-        <w:lastRenderedPageBreak/>
         <w:t>Pontos importantes:</w:t>
       </w:r>
     </w:p>
@@ -8491,6 +8549,26 @@
           <w:szCs w:val="20"/>
           <w:lang w:val="pt-BR"/>
         </w:rPr>
+        <w:t>O motivo é escolhido de um catálogo padronizado — Exceção, Transferência de Área ou Acesso Indevido —, o que mantém o histórico comparável entre atendentes. A lista é configurável e acompanha a versão do sistema.</w:t>
+      </w:r>
+    </w:p>
+    <w:p>
+      <w:pPr>
+        <w:pStyle w:val="Commarcadores"/>
+        <w:rPr>
+          <w:rFonts w:ascii="JUST Sans" w:hAnsi="JUST Sans"/>
+          <w:sz w:val="20"/>
+          <w:szCs w:val="20"/>
+          <w:lang w:val="pt-BR"/>
+        </w:rPr>
+      </w:pPr>
+      <w:r>
+        <w:rPr>
+          <w:rFonts w:ascii="JUST Sans" w:hAnsi="JUST Sans"/>
+          <w:sz w:val="20"/>
+          <w:szCs w:val="20"/>
+          <w:lang w:val="pt-BR"/>
+        </w:rPr>
         <w:t xml:space="preserve">A </w:t>
       </w:r>
       <w:r>
@@ -8530,6 +8608,739 @@
           <w:lang w:val="pt-BR"/>
         </w:rPr>
         <w:t>udo o que é exportado para Excel sai igual ao que está na tela, respeitando os filtros aplicados.</w:t>
+      </w:r>
+    </w:p>
+    <w:p>
+      <w:pPr>
+        <w:pStyle w:val="Ttulo2"/>
+        <w:rPr>
+          <w:rFonts w:ascii="JUST Sans" w:hAnsi="JUST Sans" w:cs="Calibri"/>
+          <w:sz w:val="28"/>
+        </w:rPr>
+      </w:pPr>
+      <w:bookmarkStart w:id="24" w:name="_Toc234920111"/>
+      <w:r>
+        <w:rPr>
+          <w:rFonts w:ascii="JUST Sans" w:hAnsi="JUST Sans" w:cs="Calibri"/>
+          <w:sz w:val="28"/>
+        </w:rPr>
+        <w:t>7.1. Os dois formulários</w:t>
+      </w:r>
+      <w:bookmarkEnd w:id="24"/>
+    </w:p>
+    <w:p>
+      <w:pPr>
+        <w:rPr>
+          <w:rFonts w:ascii="JUST Sans" w:hAnsi="JUST Sans"/>
+          <w:sz w:val="20"/>
+          <w:szCs w:val="20"/>
+        </w:rPr>
+      </w:pPr>
+      <w:r>
+        <w:rPr>
+          <w:rFonts w:ascii="JUST Sans" w:hAnsi="JUST Sans"/>
+          <w:sz w:val="20"/>
+          <w:szCs w:val="20"/>
+        </w:rPr>
+        <w:t>O tratamento acontece na tela de Pendências, por dois formulários. A escolha entre eles é simples: se o acesso já foi tratado, use Resolver; se ele ainda precisa ficar sob observação, com prazo, use Quarentena — assim a pendência não some do radar nem fica contando tempo como se estivesse parada.</w:t>
+      </w:r>
+    </w:p>
+    <w:p>
+      <w:pPr>
+        <w:rPr>
+          <w:rFonts w:ascii="JUST Sans" w:hAnsi="JUST Sans"/>
+          <w:sz w:val="20"/>
+          <w:szCs w:val="20"/>
+        </w:rPr>
+      </w:pPr>
+      <w:r>
+        <w:rPr>
+          <w:rFonts w:ascii="JUST Sans" w:hAnsi="JUST Sans"/>
+          <w:sz w:val="20"/>
+          <w:szCs w:val="20"/>
+        </w:rPr>
+        <w:t>Resolver pendência(s) — encerra, de uma vez, todas as pendências marcadas da pessoa, sempre sob um chamado:</w:t>
+      </w:r>
+    </w:p>
+    <w:tbl>
+      <w:tblPr>
+        <w:tblStyle w:val="Tabelacomgrade"/>
+        <w:tblW w:w="0" w:type="auto"/>
+        <w:tblLook w:val="04A0" w:firstRow="1" w:lastRow="0" w:firstColumn="1" w:lastColumn="0" w:noHBand="0" w:noVBand="1"/>
+      </w:tblPr>
+      <w:tblGrid>
+        <w:gridCol w:w="2736"/>
+        <w:gridCol w:w="1440"/>
+        <w:gridCol w:w="5472"/>
+      </w:tblGrid>
+      <w:tr>
+        <w:tc>
+          <w:tcPr>
+            <w:tcW w:w="2736" w:type="dxa"/>
+            <w:shd w:val="clear" w:color="auto" w:fill="1F2D5C"/>
+          </w:tcPr>
+          <w:p>
+            <w:pPr>
+              <w:spacing w:before="40" w:after="40"/>
+            </w:pPr>
+            <w:r>
+              <w:rPr>
+                <w:rFonts w:ascii="JUST Sans" w:hAnsi="JUST Sans"/>
+                <w:b/>
+                <w:color w:val="FFFFFF"/>
+              </w:rPr>
+              <w:t>Campo</w:t>
+            </w:r>
+          </w:p>
+        </w:tc>
+        <w:tc>
+          <w:tcPr>
+            <w:tcW w:w="1440" w:type="dxa"/>
+            <w:shd w:val="clear" w:color="auto" w:fill="1F2D5C"/>
+          </w:tcPr>
+          <w:p>
+            <w:pPr>
+              <w:spacing w:before="40" w:after="40"/>
+            </w:pPr>
+            <w:r>
+              <w:rPr>
+                <w:rFonts w:ascii="JUST Sans" w:hAnsi="JUST Sans"/>
+                <w:b/>
+                <w:color w:val="FFFFFF"/>
+              </w:rPr>
+              <w:t>Obrigatório</w:t>
+            </w:r>
+          </w:p>
+        </w:tc>
+        <w:tc>
+          <w:tcPr>
+            <w:tcW w:w="5472" w:type="dxa"/>
+            <w:shd w:val="clear" w:color="auto" w:fill="1F2D5C"/>
+          </w:tcPr>
+          <w:p>
+            <w:pPr>
+              <w:spacing w:before="40" w:after="40"/>
+            </w:pPr>
+            <w:r>
+              <w:rPr>
+                <w:rFonts w:ascii="JUST Sans" w:hAnsi="JUST Sans"/>
+                <w:b/>
+                <w:color w:val="FFFFFF"/>
+              </w:rPr>
+              <w:t>O que informar</w:t>
+            </w:r>
+          </w:p>
+        </w:tc>
+      </w:tr>
+      <w:tr>
+        <w:tc>
+          <w:tcPr>
+            <w:tcW w:w="2736" w:type="dxa"/>
+          </w:tcPr>
+          <w:p>
+            <w:pPr>
+              <w:spacing w:before="40" w:after="40"/>
+            </w:pPr>
+            <w:r>
+              <w:rPr>
+                <w:rFonts w:ascii="JUST Sans" w:hAnsi="JUST Sans"/>
+              </w:rPr>
+              <w:t>Nº do ticket do Jira</w:t>
+            </w:r>
+          </w:p>
+        </w:tc>
+        <w:tc>
+          <w:tcPr>
+            <w:tcW w:w="1440" w:type="dxa"/>
+          </w:tcPr>
+          <w:p>
+            <w:pPr>
+              <w:spacing w:before="40" w:after="40"/>
+            </w:pPr>
+            <w:r>
+              <w:rPr>
+                <w:rFonts w:ascii="JUST Sans" w:hAnsi="JUST Sans"/>
+              </w:rPr>
+              <w:t>Sim</w:t>
+            </w:r>
+          </w:p>
+        </w:tc>
+        <w:tc>
+          <w:tcPr>
+            <w:tcW w:w="5472" w:type="dxa"/>
+          </w:tcPr>
+          <w:p>
+            <w:pPr>
+              <w:spacing w:before="40" w:after="40"/>
+            </w:pPr>
+            <w:r>
+              <w:rPr>
+                <w:rFonts w:ascii="JUST Sans" w:hAnsi="JUST Sans"/>
+              </w:rPr>
+              <w:t>O chamado que ampara a ação (ex.: IAM-1234).</w:t>
+            </w:r>
+          </w:p>
+        </w:tc>
+      </w:tr>
+      <w:tr>
+        <w:tc>
+          <w:tcPr>
+            <w:tcW w:w="2736" w:type="dxa"/>
+            <w:shd w:val="clear" w:color="auto" w:fill="EAF1F4"/>
+          </w:tcPr>
+          <w:p>
+            <w:pPr>
+              <w:spacing w:before="40" w:after="40"/>
+            </w:pPr>
+            <w:r>
+              <w:rPr>
+                <w:rFonts w:ascii="JUST Sans" w:hAnsi="JUST Sans"/>
+              </w:rPr>
+              <w:t>Motivo</w:t>
+            </w:r>
+          </w:p>
+        </w:tc>
+        <w:tc>
+          <w:tcPr>
+            <w:tcW w:w="1440" w:type="dxa"/>
+            <w:shd w:val="clear" w:color="auto" w:fill="EAF1F4"/>
+          </w:tcPr>
+          <w:p>
+            <w:pPr>
+              <w:spacing w:before="40" w:after="40"/>
+            </w:pPr>
+            <w:r>
+              <w:rPr>
+                <w:rFonts w:ascii="JUST Sans" w:hAnsi="JUST Sans"/>
+              </w:rPr>
+              <w:t>Sim</w:t>
+            </w:r>
+          </w:p>
+        </w:tc>
+        <w:tc>
+          <w:tcPr>
+            <w:tcW w:w="5472" w:type="dxa"/>
+            <w:shd w:val="clear" w:color="auto" w:fill="EAF1F4"/>
+          </w:tcPr>
+          <w:p>
+            <w:pPr>
+              <w:spacing w:before="40" w:after="40"/>
+            </w:pPr>
+            <w:r>
+              <w:rPr>
+                <w:rFonts w:ascii="JUST Sans" w:hAnsi="JUST Sans"/>
+              </w:rPr>
+              <w:t>Escolhido do catálogo: Exceção, Transferência de Área ou Acesso Indevido.</w:t>
+            </w:r>
+          </w:p>
+        </w:tc>
+      </w:tr>
+      <w:tr>
+        <w:tc>
+          <w:tcPr>
+            <w:tcW w:w="2736" w:type="dxa"/>
+          </w:tcPr>
+          <w:p>
+            <w:pPr>
+              <w:spacing w:before="40" w:after="40"/>
+            </w:pPr>
+            <w:r>
+              <w:rPr>
+                <w:rFonts w:ascii="JUST Sans" w:hAnsi="JUST Sans"/>
+              </w:rPr>
+              <w:t>Link do ticket</w:t>
+            </w:r>
+          </w:p>
+        </w:tc>
+        <w:tc>
+          <w:tcPr>
+            <w:tcW w:w="1440" w:type="dxa"/>
+          </w:tcPr>
+          <w:p>
+            <w:pPr>
+              <w:spacing w:before="40" w:after="40"/>
+            </w:pPr>
+            <w:r>
+              <w:rPr>
+                <w:rFonts w:ascii="JUST Sans" w:hAnsi="JUST Sans"/>
+              </w:rPr>
+              <w:t>Não</w:t>
+            </w:r>
+          </w:p>
+        </w:tc>
+        <w:tc>
+          <w:tcPr>
+            <w:tcW w:w="5472" w:type="dxa"/>
+          </w:tcPr>
+          <w:p>
+            <w:pPr>
+              <w:spacing w:before="40" w:after="40"/>
+            </w:pPr>
+            <w:r>
+              <w:rPr>
+                <w:rFonts w:ascii="JUST Sans" w:hAnsi="JUST Sans"/>
+              </w:rPr>
+              <w:t>Endereço do chamado, para abrir direto do Histórico.</w:t>
+            </w:r>
+          </w:p>
+        </w:tc>
+      </w:tr>
+      <w:tr>
+        <w:tc>
+          <w:tcPr>
+            <w:tcW w:w="2736" w:type="dxa"/>
+            <w:shd w:val="clear" w:color="auto" w:fill="EAF1F4"/>
+          </w:tcPr>
+          <w:p>
+            <w:pPr>
+              <w:spacing w:before="40" w:after="40"/>
+            </w:pPr>
+            <w:r>
+              <w:rPr>
+                <w:rFonts w:ascii="JUST Sans" w:hAnsi="JUST Sans"/>
+              </w:rPr>
+              <w:t>Descrição</w:t>
+            </w:r>
+          </w:p>
+        </w:tc>
+        <w:tc>
+          <w:tcPr>
+            <w:tcW w:w="1440" w:type="dxa"/>
+            <w:shd w:val="clear" w:color="auto" w:fill="EAF1F4"/>
+          </w:tcPr>
+          <w:p>
+            <w:pPr>
+              <w:spacing w:before="40" w:after="40"/>
+            </w:pPr>
+            <w:r>
+              <w:rPr>
+                <w:rFonts w:ascii="JUST Sans" w:hAnsi="JUST Sans"/>
+              </w:rPr>
+              <w:t>Não</w:t>
+            </w:r>
+          </w:p>
+        </w:tc>
+        <w:tc>
+          <w:tcPr>
+            <w:tcW w:w="5472" w:type="dxa"/>
+            <w:shd w:val="clear" w:color="auto" w:fill="EAF1F4"/>
+          </w:tcPr>
+          <w:p>
+            <w:pPr>
+              <w:spacing w:before="40" w:after="40"/>
+            </w:pPr>
+            <w:r>
+              <w:rPr>
+                <w:rFonts w:ascii="JUST Sans" w:hAnsi="JUST Sans"/>
+              </w:rPr>
+              <w:t>O que foi feito, em texto livre (até 600 caracteres).</w:t>
+            </w:r>
+          </w:p>
+        </w:tc>
+      </w:tr>
+    </w:tbl>
+    <w:p>
+      <w:pPr>
+        <w:spacing w:before="60" w:after="160"/>
+        <w:jc w:val="center"/>
+      </w:pPr>
+      <w:r>
+        <w:rPr>
+          <w:noProof/>
+        </w:rPr>
+        <w:drawing>
+          <wp:inline distT="0" distB="0" distL="0" distR="0" wp14:anchorId="4753FAC0" wp14:editId="7BC784D8">
+            <wp:extent cx="3566160" cy="3438226"/>
+            <wp:effectExtent l="0" t="0" r="0" b="0"/>
+            <wp:docPr id="1487839675" name="Picture 1487839675"/>
+            <wp:cNvGraphicFramePr>
+              <a:graphicFrameLocks xmlns:a="http://schemas.openxmlformats.org/drawingml/2006/main" noChangeAspect="1"/>
+            </wp:cNvGraphicFramePr>
+            <a:graphic xmlns:a="http://schemas.openxmlformats.org/drawingml/2006/main">
+              <a:graphicData uri="http://schemas.openxmlformats.org/drawingml/2006/picture">
+                <pic:pic xmlns:pic="http://schemas.openxmlformats.org/drawingml/2006/picture">
+                  <pic:nvPicPr>
+                    <pic:cNvPr id="0" name="07_form_resolver.png"/>
+                    <pic:cNvPicPr/>
+                  </pic:nvPicPr>
+                  <pic:blipFill>
+                    <a:blip r:embed="rId17"/>
+                    <a:stretch>
+                      <a:fillRect/>
+                    </a:stretch>
+                  </pic:blipFill>
+                  <pic:spPr>
+                    <a:xfrm>
+                      <a:off x="0" y="0"/>
+                      <a:ext cx="3566160" cy="3438226"/>
+                    </a:xfrm>
+                    <a:prstGeom prst="rect">
+                      <a:avLst/>
+                    </a:prstGeom>
+                  </pic:spPr>
+                </pic:pic>
+              </a:graphicData>
+            </a:graphic>
+          </wp:inline>
+        </w:drawing>
+      </w:r>
+    </w:p>
+    <w:p>
+      <w:pPr>
+        <w:rPr>
+          <w:rFonts w:ascii="JUST Sans" w:hAnsi="JUST Sans"/>
+          <w:sz w:val="20"/>
+          <w:szCs w:val="20"/>
+        </w:rPr>
+      </w:pPr>
+      <w:r>
+        <w:rPr>
+          <w:rFonts w:ascii="JUST Sans" w:hAnsi="JUST Sans"/>
+          <w:sz w:val="20"/>
+          <w:szCs w:val="20"/>
+        </w:rPr>
+        <w:t>Enviar para quarentena — coloca o acesso sob observação por um prazo, em vez de encerrá-lo:</w:t>
+      </w:r>
+    </w:p>
+    <w:tbl>
+      <w:tblPr>
+        <w:tblStyle w:val="Tabelacomgrade"/>
+        <w:tblW w:w="0" w:type="auto"/>
+        <w:tblLook w:val="04A0" w:firstRow="1" w:lastRow="0" w:firstColumn="1" w:lastColumn="0" w:noHBand="0" w:noVBand="1"/>
+      </w:tblPr>
+      <w:tblGrid>
+        <w:gridCol w:w="2736"/>
+        <w:gridCol w:w="1440"/>
+        <w:gridCol w:w="5472"/>
+      </w:tblGrid>
+      <w:tr>
+        <w:tc>
+          <w:tcPr>
+            <w:tcW w:w="2736" w:type="dxa"/>
+            <w:shd w:val="clear" w:color="auto" w:fill="1F2D5C"/>
+          </w:tcPr>
+          <w:p>
+            <w:pPr>
+              <w:spacing w:before="40" w:after="40"/>
+            </w:pPr>
+            <w:r>
+              <w:rPr>
+                <w:rFonts w:ascii="JUST Sans" w:hAnsi="JUST Sans"/>
+                <w:b/>
+                <w:color w:val="FFFFFF"/>
+              </w:rPr>
+              <w:t>Campo</w:t>
+            </w:r>
+          </w:p>
+        </w:tc>
+        <w:tc>
+          <w:tcPr>
+            <w:tcW w:w="1440" w:type="dxa"/>
+            <w:shd w:val="clear" w:color="auto" w:fill="1F2D5C"/>
+          </w:tcPr>
+          <w:p>
+            <w:pPr>
+              <w:spacing w:before="40" w:after="40"/>
+            </w:pPr>
+            <w:r>
+              <w:rPr>
+                <w:rFonts w:ascii="JUST Sans" w:hAnsi="JUST Sans"/>
+                <w:b/>
+                <w:color w:val="FFFFFF"/>
+              </w:rPr>
+              <w:t>Obrigatório</w:t>
+            </w:r>
+          </w:p>
+        </w:tc>
+        <w:tc>
+          <w:tcPr>
+            <w:tcW w:w="5472" w:type="dxa"/>
+            <w:shd w:val="clear" w:color="auto" w:fill="1F2D5C"/>
+          </w:tcPr>
+          <w:p>
+            <w:pPr>
+              <w:spacing w:before="40" w:after="40"/>
+            </w:pPr>
+            <w:r>
+              <w:rPr>
+                <w:rFonts w:ascii="JUST Sans" w:hAnsi="JUST Sans"/>
+                <w:b/>
+                <w:color w:val="FFFFFF"/>
+              </w:rPr>
+              <w:t>O que informar</w:t>
+            </w:r>
+          </w:p>
+        </w:tc>
+      </w:tr>
+      <w:tr>
+        <w:tc>
+          <w:tcPr>
+            <w:tcW w:w="2736" w:type="dxa"/>
+          </w:tcPr>
+          <w:p>
+            <w:pPr>
+              <w:spacing w:before="40" w:after="40"/>
+            </w:pPr>
+            <w:r>
+              <w:rPr>
+                <w:rFonts w:ascii="JUST Sans" w:hAnsi="JUST Sans"/>
+              </w:rPr>
+              <w:t>Quantidade de dias</w:t>
+            </w:r>
+          </w:p>
+        </w:tc>
+        <w:tc>
+          <w:tcPr>
+            <w:tcW w:w="1440" w:type="dxa"/>
+          </w:tcPr>
+          <w:p>
+            <w:pPr>
+              <w:spacing w:before="40" w:after="40"/>
+            </w:pPr>
+            <w:r>
+              <w:rPr>
+                <w:rFonts w:ascii="JUST Sans" w:hAnsi="JUST Sans"/>
+              </w:rPr>
+              <w:t>Sim</w:t>
+            </w:r>
+          </w:p>
+        </w:tc>
+        <w:tc>
+          <w:tcPr>
+            <w:tcW w:w="5472" w:type="dxa"/>
+          </w:tcPr>
+          <w:p>
+            <w:pPr>
+              <w:spacing w:before="40" w:after="40"/>
+            </w:pPr>
+            <w:r>
+              <w:rPr>
+                <w:rFonts w:ascii="JUST Sans" w:hAnsi="JUST Sans"/>
+              </w:rPr>
+              <w:t>Prazo da observação, de 1 a 90 dias.</w:t>
+            </w:r>
+          </w:p>
+        </w:tc>
+      </w:tr>
+      <w:tr>
+        <w:tc>
+          <w:tcPr>
+            <w:tcW w:w="2736" w:type="dxa"/>
+            <w:shd w:val="clear" w:color="auto" w:fill="EAF1F4"/>
+          </w:tcPr>
+          <w:p>
+            <w:pPr>
+              <w:spacing w:before="40" w:after="40"/>
+            </w:pPr>
+            <w:r>
+              <w:rPr>
+                <w:rFonts w:ascii="JUST Sans" w:hAnsi="JUST Sans"/>
+              </w:rPr>
+              <w:t>Título / descrição</w:t>
+            </w:r>
+          </w:p>
+        </w:tc>
+        <w:tc>
+          <w:tcPr>
+            <w:tcW w:w="1440" w:type="dxa"/>
+            <w:shd w:val="clear" w:color="auto" w:fill="EAF1F4"/>
+          </w:tcPr>
+          <w:p>
+            <w:pPr>
+              <w:spacing w:before="40" w:after="40"/>
+            </w:pPr>
+            <w:r>
+              <w:rPr>
+                <w:rFonts w:ascii="JUST Sans" w:hAnsi="JUST Sans"/>
+              </w:rPr>
+              <w:t>Sim</w:t>
+            </w:r>
+          </w:p>
+        </w:tc>
+        <w:tc>
+          <w:tcPr>
+            <w:tcW w:w="5472" w:type="dxa"/>
+            <w:shd w:val="clear" w:color="auto" w:fill="EAF1F4"/>
+          </w:tcPr>
+          <w:p>
+            <w:pPr>
+              <w:spacing w:before="40" w:after="40"/>
+            </w:pPr>
+            <w:r>
+              <w:rPr>
+                <w:rFonts w:ascii="JUST Sans" w:hAnsi="JUST Sans"/>
+              </w:rPr>
+              <w:t>O que se espera (ex.: “Aguardando retorno do gestor”).</w:t>
+            </w:r>
+          </w:p>
+        </w:tc>
+      </w:tr>
+      <w:tr>
+        <w:tc>
+          <w:tcPr>
+            <w:tcW w:w="2736" w:type="dxa"/>
+          </w:tcPr>
+          <w:p>
+            <w:pPr>
+              <w:spacing w:before="40" w:after="40"/>
+            </w:pPr>
+            <w:r>
+              <w:rPr>
+                <w:rFonts w:ascii="JUST Sans" w:hAnsi="JUST Sans"/>
+              </w:rPr>
+              <w:t>Nº do ticket</w:t>
+            </w:r>
+          </w:p>
+        </w:tc>
+        <w:tc>
+          <w:tcPr>
+            <w:tcW w:w="1440" w:type="dxa"/>
+          </w:tcPr>
+          <w:p>
+            <w:pPr>
+              <w:spacing w:before="40" w:after="40"/>
+            </w:pPr>
+            <w:r>
+              <w:rPr>
+                <w:rFonts w:ascii="JUST Sans" w:hAnsi="JUST Sans"/>
+              </w:rPr>
+              <w:t>Não</w:t>
+            </w:r>
+          </w:p>
+        </w:tc>
+        <w:tc>
+          <w:tcPr>
+            <w:tcW w:w="5472" w:type="dxa"/>
+          </w:tcPr>
+          <w:p>
+            <w:pPr>
+              <w:spacing w:before="40" w:after="40"/>
+            </w:pPr>
+            <w:r>
+              <w:rPr>
+                <w:rFonts w:ascii="JUST Sans" w:hAnsi="JUST Sans"/>
+              </w:rPr>
+              <w:t>Se houver um chamado associado.</w:t>
+            </w:r>
+          </w:p>
+        </w:tc>
+      </w:tr>
+      <w:tr>
+        <w:tc>
+          <w:tcPr>
+            <w:tcW w:w="2736" w:type="dxa"/>
+            <w:shd w:val="clear" w:color="auto" w:fill="EAF1F4"/>
+          </w:tcPr>
+          <w:p>
+            <w:pPr>
+              <w:spacing w:before="40" w:after="40"/>
+            </w:pPr>
+            <w:r>
+              <w:rPr>
+                <w:rFonts w:ascii="JUST Sans" w:hAnsi="JUST Sans"/>
+              </w:rPr>
+              <w:lastRenderedPageBreak/>
+              <w:t>Motivo</w:t>
+            </w:r>
+          </w:p>
+        </w:tc>
+        <w:tc>
+          <w:tcPr>
+            <w:tcW w:w="1440" w:type="dxa"/>
+            <w:shd w:val="clear" w:color="auto" w:fill="EAF1F4"/>
+          </w:tcPr>
+          <w:p>
+            <w:pPr>
+              <w:spacing w:before="40" w:after="40"/>
+            </w:pPr>
+            <w:r>
+              <w:rPr>
+                <w:rFonts w:ascii="JUST Sans" w:hAnsi="JUST Sans"/>
+              </w:rPr>
+              <w:t>Não</w:t>
+            </w:r>
+          </w:p>
+        </w:tc>
+        <w:tc>
+          <w:tcPr>
+            <w:tcW w:w="5472" w:type="dxa"/>
+            <w:shd w:val="clear" w:color="auto" w:fill="EAF1F4"/>
+          </w:tcPr>
+          <w:p>
+            <w:pPr>
+              <w:spacing w:before="40" w:after="40"/>
+            </w:pPr>
+            <w:r>
+              <w:rPr>
+                <w:rFonts w:ascii="JUST Sans" w:hAnsi="JUST Sans"/>
+              </w:rPr>
+              <w:t>Detalhamento livre (até 600 caracteres).</w:t>
+            </w:r>
+          </w:p>
+        </w:tc>
+      </w:tr>
+    </w:tbl>
+    <w:p>
+      <w:pPr>
+        <w:spacing w:before="60" w:after="160"/>
+        <w:jc w:val="center"/>
+      </w:pPr>
+      <w:r>
+        <w:rPr>
+          <w:noProof/>
+        </w:rPr>
+        <w:drawing>
+          <wp:inline distT="0" distB="0" distL="0" distR="0" wp14:anchorId="30403E4B" wp14:editId="2BA28569">
+            <wp:extent cx="3566160" cy="3398247"/>
+            <wp:effectExtent l="0" t="0" r="0" b="0"/>
+            <wp:docPr id="1487839676" name="Picture 1487839676"/>
+            <wp:cNvGraphicFramePr>
+              <a:graphicFrameLocks xmlns:a="http://schemas.openxmlformats.org/drawingml/2006/main" noChangeAspect="1"/>
+            </wp:cNvGraphicFramePr>
+            <a:graphic xmlns:a="http://schemas.openxmlformats.org/drawingml/2006/main">
+              <a:graphicData uri="http://schemas.openxmlformats.org/drawingml/2006/picture">
+                <pic:pic xmlns:pic="http://schemas.openxmlformats.org/drawingml/2006/picture">
+                  <pic:nvPicPr>
+                    <pic:cNvPr id="0" name="08_form_quarentena.png"/>
+                    <pic:cNvPicPr/>
+                  </pic:nvPicPr>
+                  <pic:blipFill>
+                    <a:blip r:embed="rId18"/>
+                    <a:stretch>
+                      <a:fillRect/>
+                    </a:stretch>
+                  </pic:blipFill>
+                  <pic:spPr>
+                    <a:xfrm>
+                      <a:off x="0" y="0"/>
+                      <a:ext cx="3566160" cy="3398247"/>
+                    </a:xfrm>
+                    <a:prstGeom prst="rect">
+                      <a:avLst/>
+                    </a:prstGeom>
+                  </pic:spPr>
+                </pic:pic>
+              </a:graphicData>
+            </a:graphic>
+          </wp:inline>
+        </w:drawing>
+      </w:r>
+    </w:p>
+    <w:p>
+      <w:pPr>
+        <w:rPr>
+          <w:rFonts w:ascii="JUST Sans" w:hAnsi="JUST Sans"/>
+          <w:sz w:val="20"/>
+          <w:szCs w:val="20"/>
+        </w:rPr>
+      </w:pPr>
+      <w:r>
+        <w:rPr>
+          <w:rFonts w:ascii="JUST Sans" w:hAnsi="JUST Sans"/>
+          <w:sz w:val="20"/>
+          <w:szCs w:val="20"/>
+        </w:rPr>
+        <w:t>Ao retirar um acesso da quarentena, o motivo da retirada é obrigatório — é ele que fecha a trilha de auditoria, registrando por que o acesso deixou de estar sob observação.</w:t>
       </w:r>
     </w:p>
     <w:p>
@@ -8544,7 +9355,7 @@
           <w:szCs w:val="28"/>
         </w:rPr>
       </w:pPr>
-      <w:bookmarkStart w:id="24" w:name="_Toc232497024"/>
+      <w:bookmarkStart w:id="25" w:name="_Toc234920112"/>
       <w:r>
         <w:rPr>
           <w:rFonts w:ascii="JUST Sans" w:hAnsi="JUST Sans" w:cs="Calibri"/>
@@ -8569,7 +9380,7 @@
         </w:rPr>
         <w:t>Próximas entregas</w:t>
       </w:r>
-      <w:bookmarkEnd w:id="24"/>
+      <w:bookmarkEnd w:id="25"/>
     </w:p>
     <w:p>
       <w:pPr>
@@ -8752,7 +9563,7 @@
               <w:rPr>
                 <w:rFonts w:ascii="JUST Sans" w:hAnsi="JUST Sans"/>
               </w:rPr>
-              <w:t>junho/2026</w:t>
+              <w:t>08 a 25/06/2026</w:t>
             </w:r>
           </w:p>
         </w:tc>
@@ -8820,7 +9631,7 @@
               <w:rPr>
                 <w:rFonts w:ascii="JUST Sans" w:hAnsi="JUST Sans"/>
               </w:rPr>
-              <w:t>junho/2026</w:t>
+              <w:t>26 a 30/06/2026</w:t>
             </w:r>
           </w:p>
         </w:tc>
@@ -8885,7 +9696,7 @@
               <w:rPr>
                 <w:rFonts w:ascii="JUST Sans" w:hAnsi="JUST Sans"/>
               </w:rPr>
-              <w:t>julho/2026</w:t>
+              <w:t>01 a 10/07/2026</w:t>
             </w:r>
           </w:p>
         </w:tc>
@@ -8953,7 +9764,7 @@
               <w:rPr>
                 <w:rFonts w:ascii="JUST Sans" w:hAnsi="JUST Sans"/>
               </w:rPr>
-              <w:t>julho/2026</w:t>
+              <w:t>17 a 28/07/2026</w:t>
             </w:r>
           </w:p>
         </w:tc>
@@ -9014,19 +9825,11 @@
                 <w:rFonts w:ascii="JUST Sans" w:hAnsi="JUST Sans"/>
               </w:rPr>
             </w:pPr>
-            <w:proofErr w:type="spellStart"/>
             <w:r>
               <w:rPr>
                 <w:rFonts w:ascii="JUST Sans" w:hAnsi="JUST Sans"/>
               </w:rPr>
-              <w:t>jul-ago</w:t>
-            </w:r>
-            <w:proofErr w:type="spellEnd"/>
-            <w:r>
-              <w:rPr>
-                <w:rFonts w:ascii="JUST Sans" w:hAnsi="JUST Sans"/>
-              </w:rPr>
-              <w:t>/2026</w:t>
+              <w:t>29/07 a 07/08/2026</w:t>
             </w:r>
           </w:p>
         </w:tc>
@@ -9102,7 +9905,7 @@
               <w:rPr>
                 <w:rFonts w:ascii="JUST Sans" w:hAnsi="JUST Sans"/>
               </w:rPr>
-              <w:t>agosto/2026</w:t>
+              <w:t>10 a 11/08/2026</w:t>
             </w:r>
           </w:p>
         </w:tc>
@@ -9127,7 +9930,7 @@
           <w:szCs w:val="28"/>
         </w:rPr>
       </w:pPr>
-      <w:bookmarkStart w:id="25" w:name="_Toc232497025"/>
+      <w:bookmarkStart w:id="26" w:name="_Toc234920113"/>
       <w:r>
         <w:rPr>
           <w:rFonts w:ascii="JUST Sans" w:hAnsi="JUST Sans" w:cs="Calibri"/>
@@ -9152,7 +9955,7 @@
         </w:rPr>
         <w:t>Sugestões e recomendações</w:t>
       </w:r>
-      <w:bookmarkEnd w:id="25"/>
+      <w:bookmarkEnd w:id="26"/>
     </w:p>
     <w:p>
       <w:pPr>
@@ -9258,6 +10061,7 @@
           <w:szCs w:val="20"/>
           <w:lang w:val="pt-BR"/>
         </w:rPr>
+        <w:lastRenderedPageBreak/>
         <w:t xml:space="preserve">Uso do chamado: </w:t>
       </w:r>
       <w:r>
@@ -9473,9 +10277,9 @@
         </w:rPr>
         <w:t>sugestões são bem-vindas.</w:t>
       </w:r>
-      <w:bookmarkStart w:id="26" w:name="_Toc417996284"/>
-      <w:bookmarkStart w:id="27" w:name="_Toc473552779"/>
-      <w:bookmarkStart w:id="28" w:name="_Toc475537957"/>
+      <w:bookmarkStart w:id="27" w:name="_Toc417996284"/>
+      <w:bookmarkStart w:id="28" w:name="_Toc473552779"/>
+      <w:bookmarkStart w:id="29" w:name="_Toc475537957"/>
     </w:p>
     <w:p>
       <w:pPr>
@@ -9553,17 +10357,16 @@
           <w:sz w:val="32"/>
         </w:rPr>
       </w:pPr>
-      <w:bookmarkStart w:id="29" w:name="_Toc232497026"/>
-      <w:bookmarkEnd w:id="26"/>
+      <w:bookmarkStart w:id="30" w:name="_Toc234920114"/>
       <w:bookmarkEnd w:id="27"/>
       <w:bookmarkEnd w:id="28"/>
+      <w:bookmarkEnd w:id="29"/>
       <w:r>
         <w:rPr>
           <w:rFonts w:ascii="JUST Sans" w:hAnsi="JUST Sans" w:cs="Calibri"/>
           <w:sz w:val="32"/>
           <w:szCs w:val="24"/>
         </w:rPr>
-        <w:lastRenderedPageBreak/>
         <w:t>10</w:t>
       </w:r>
       <w:r>
@@ -9582,7 +10385,7 @@
         </w:rPr>
         <w:t>Glossário</w:t>
       </w:r>
-      <w:bookmarkEnd w:id="29"/>
+      <w:bookmarkEnd w:id="30"/>
     </w:p>
     <w:p>
       <w:pPr>
@@ -9599,8 +10402,8 @@
         <w:tblLook w:val="04A0" w:firstRow="1" w:lastRow="0" w:firstColumn="1" w:lastColumn="0" w:noHBand="0" w:noVBand="1"/>
       </w:tblPr>
       <w:tblGrid>
-        <w:gridCol w:w="2510"/>
-        <w:gridCol w:w="7232"/>
+        <w:gridCol w:w="2505"/>
+        <w:gridCol w:w="7237"/>
       </w:tblGrid>
       <w:tr>
         <w:trPr>
@@ -10024,9 +10827,12 @@
     </w:tbl>
     <w:p/>
     <w:sectPr>
-      <w:headerReference w:type="even" r:id="rId17"/>
-      <w:headerReference w:type="default" r:id="rId18"/>
-      <w:headerReference w:type="first" r:id="rId19"/>
+      <w:headerReference w:type="even" r:id="rId19"/>
+      <w:headerReference w:type="default" r:id="rId20"/>
+      <w:headerReference w:type="first" r:id="rId21"/>
+      <w:footerReference w:type="default" r:id="rId24"/>
+      <w:footerReference w:type="first" r:id="rId25"/>
+      <w:footerReference w:type="even" r:id="rId26"/>
       <w:pgSz w:w="11906" w:h="16838"/>
       <w:pgMar w:top="1750" w:right="1077" w:bottom="1866" w:left="1077" w:header="964" w:footer="709" w:gutter="0"/>
       <w:pgNumType w:start="0"/>
@@ -10054,6 +10860,36 @@
     </w:p>
   </w:endnote>
 </w:endnotes>
+</file>
+
+<file path=word/footer1.xml><?xml version="1.0" encoding="utf-8"?>
+<w:ftr xmlns:m="http://schemas.openxmlformats.org/officeDocument/2006/math" xmlns:mc="http://schemas.openxmlformats.org/markup-compatibility/2006" xmlns:mo="http://schemas.microsoft.com/office/mac/office/2008/main" xmlns:mv="urn:schemas-microsoft-com:mac:vml" xmlns:o="urn:schemas-microsoft-com:office:office" xmlns:r="http://schemas.openxmlformats.org/officeDocument/2006/relationships" xmlns:v="urn:schemas-microsoft-com:vml" xmlns:w10="urn:schemas-microsoft-com:office:word" xmlns:w14="http://schemas.microsoft.com/office/word/2010/wordml" xmlns:w="http://schemas.openxmlformats.org/wordprocessingml/2006/main" xmlns:wne="http://schemas.microsoft.com/office/word/2006/wordml" xmlns:wp14="http://schemas.microsoft.com/office/word/2010/wordprocessingDrawing" xmlns:wp="http://schemas.openxmlformats.org/drawingml/2006/wordprocessingDrawing" xmlns:wpc="http://schemas.microsoft.com/office/word/2010/wordprocessingCanvas" xmlns:wpg="http://schemas.microsoft.com/office/word/2010/wordprocessingGroup" xmlns:wpi="http://schemas.microsoft.com/office/word/2010/wordprocessingInk" xmlns:wps="http://schemas.microsoft.com/office/word/2010/wordprocessingShape" mc:Ignorable="w14 wp14">
+  <w:p>
+    <w:pPr>
+      <w:pStyle w:val="Footer"/>
+    </w:pPr>
+  </w:p>
+</w:ftr>
+</file>
+
+<file path=word/footer2.xml><?xml version="1.0" encoding="utf-8"?>
+<w:ftr xmlns:m="http://schemas.openxmlformats.org/officeDocument/2006/math" xmlns:mc="http://schemas.openxmlformats.org/markup-compatibility/2006" xmlns:mo="http://schemas.microsoft.com/office/mac/office/2008/main" xmlns:mv="urn:schemas-microsoft-com:mac:vml" xmlns:o="urn:schemas-microsoft-com:office:office" xmlns:r="http://schemas.openxmlformats.org/officeDocument/2006/relationships" xmlns:v="urn:schemas-microsoft-com:vml" xmlns:w10="urn:schemas-microsoft-com:office:word" xmlns:w14="http://schemas.microsoft.com/office/word/2010/wordml" xmlns:w="http://schemas.openxmlformats.org/wordprocessingml/2006/main" xmlns:wne="http://schemas.microsoft.com/office/word/2006/wordml" xmlns:wp14="http://schemas.microsoft.com/office/word/2010/wordprocessingDrawing" xmlns:wp="http://schemas.openxmlformats.org/drawingml/2006/wordprocessingDrawing" xmlns:wpc="http://schemas.microsoft.com/office/word/2010/wordprocessingCanvas" xmlns:wpg="http://schemas.microsoft.com/office/word/2010/wordprocessingGroup" xmlns:wpi="http://schemas.microsoft.com/office/word/2010/wordprocessingInk" xmlns:wps="http://schemas.microsoft.com/office/word/2010/wordprocessingShape" mc:Ignorable="w14 wp14">
+  <w:p>
+    <w:pPr>
+      <w:pStyle w:val="Footer"/>
+    </w:pPr>
+  </w:p>
+</w:ftr>
+</file>
+
+<file path=word/footer3.xml><?xml version="1.0" encoding="utf-8"?>
+<w:ftr xmlns:m="http://schemas.openxmlformats.org/officeDocument/2006/math" xmlns:mc="http://schemas.openxmlformats.org/markup-compatibility/2006" xmlns:mo="http://schemas.microsoft.com/office/mac/office/2008/main" xmlns:mv="urn:schemas-microsoft-com:mac:vml" xmlns:o="urn:schemas-microsoft-com:office:office" xmlns:r="http://schemas.openxmlformats.org/officeDocument/2006/relationships" xmlns:v="urn:schemas-microsoft-com:vml" xmlns:w10="urn:schemas-microsoft-com:office:word" xmlns:w14="http://schemas.microsoft.com/office/word/2010/wordml" xmlns:w="http://schemas.openxmlformats.org/wordprocessingml/2006/main" xmlns:wne="http://schemas.microsoft.com/office/word/2006/wordml" xmlns:wp14="http://schemas.microsoft.com/office/word/2010/wordprocessingDrawing" xmlns:wp="http://schemas.openxmlformats.org/drawingml/2006/wordprocessingDrawing" xmlns:wpc="http://schemas.microsoft.com/office/word/2010/wordprocessingCanvas" xmlns:wpg="http://schemas.microsoft.com/office/word/2010/wordprocessingGroup" xmlns:wpi="http://schemas.microsoft.com/office/word/2010/wordprocessingInk" xmlns:wps="http://schemas.microsoft.com/office/word/2010/wordprocessingShape" mc:Ignorable="w14 wp14">
+  <w:p>
+    <w:pPr>
+      <w:pStyle w:val="Footer"/>
+    </w:pPr>
+  </w:p>
+</w:ftr>
 </file>
 
 <file path=word/footnotes.xml><?xml version="1.0" encoding="utf-8"?>
